--- a/ITGC Controls Assessment & Access Governance Review for a Live e-commerce Platform/04_Control_Design/Testing_Workpapers.docx
+++ b/ITGC Controls Assessment & Access Governance Review for a Live e-commerce Platform/04_Control_Design/Testing_Workpapers.docx
@@ -376,6 +376,316 @@
     </w:p>
     <w:p>
       <w:pPr>
+        <w:pStyle w:val="Heading3"/>
+        <w:rPr>
+          <w:rFonts w:ascii="Calibri" w:hAnsi="Calibri" w:eastAsia="Calibri" w:cs="Calibri"/>
+          <w:noProof w:val="0"/>
+          <w:sz w:val="24"/>
+          <w:szCs w:val="24"/>
+          <w:lang w:val="en-US"/>
+        </w:rPr>
+      </w:pPr>
+      <w:r>
+        <w:rPr>
+          <w:noProof w:val="0"/>
+          <w:lang w:val="en-US"/>
+        </w:rPr>
+        <w:t>Test Type:</w:t>
+      </w:r>
+    </w:p>
+    <w:p>
+      <w:pPr>
+        <w:pStyle w:val="Normal"/>
+      </w:pPr>
+      <w:r>
+        <w:rPr>
+          <w:rFonts w:ascii="Calibri" w:hAnsi="Calibri" w:eastAsia="Calibri" w:cs="Calibri"/>
+          <w:noProof w:val="0"/>
+          <w:sz w:val="24"/>
+          <w:szCs w:val="24"/>
+          <w:lang w:val="en-US"/>
+        </w:rPr>
+        <w:t>Test of Design (ToD):</w:t>
+      </w:r>
+    </w:p>
+    <w:p>
+      <w:pPr>
+        <w:pStyle w:val="Normal"/>
+      </w:pPr>
+      <w:r>
+        <w:rPr>
+          <w:rFonts w:ascii="Calibri" w:hAnsi="Calibri" w:eastAsia="Calibri" w:cs="Calibri"/>
+          <w:noProof w:val="0"/>
+          <w:sz w:val="24"/>
+          <w:szCs w:val="24"/>
+          <w:lang w:val="en-US"/>
+        </w:rPr>
+        <w:t>The control is not designed, as no authentication mechanism is implemented.</w:t>
+      </w:r>
+    </w:p>
+    <w:p>
+      <w:pPr>
+        <w:pStyle w:val="Normal"/>
+      </w:pPr>
+      <w:r>
+        <w:rPr>
+          <w:rFonts w:ascii="Calibri" w:hAnsi="Calibri" w:eastAsia="Calibri" w:cs="Calibri"/>
+          <w:noProof w:val="0"/>
+          <w:sz w:val="24"/>
+          <w:szCs w:val="24"/>
+          <w:lang w:val="en-US"/>
+        </w:rPr>
+        <w:t>Test of Operating Effectiveness (ToOE):</w:t>
+      </w:r>
+    </w:p>
+    <w:p>
+      <w:pPr>
+        <w:pStyle w:val="Normal"/>
+      </w:pPr>
+      <w:r>
+        <w:rPr>
+          <w:rFonts w:ascii="Calibri" w:hAnsi="Calibri" w:eastAsia="Calibri" w:cs="Calibri"/>
+          <w:noProof w:val="0"/>
+          <w:sz w:val="24"/>
+          <w:szCs w:val="24"/>
+          <w:lang w:val="en-US"/>
+        </w:rPr>
+        <w:t xml:space="preserve">Not applicable due to </w:t>
+      </w:r>
+      <w:r>
+        <w:rPr>
+          <w:rFonts w:ascii="Calibri" w:hAnsi="Calibri" w:eastAsia="Calibri" w:cs="Calibri"/>
+          <w:noProof w:val="0"/>
+          <w:sz w:val="24"/>
+          <w:szCs w:val="24"/>
+          <w:lang w:val="en-US"/>
+        </w:rPr>
+        <w:t>absence</w:t>
+      </w:r>
+      <w:r>
+        <w:rPr>
+          <w:rFonts w:ascii="Calibri" w:hAnsi="Calibri" w:eastAsia="Calibri" w:cs="Calibri"/>
+          <w:noProof w:val="0"/>
+          <w:sz w:val="24"/>
+          <w:szCs w:val="24"/>
+          <w:lang w:val="en-US"/>
+        </w:rPr>
+        <w:t xml:space="preserve"> of </w:t>
+      </w:r>
+      <w:r>
+        <w:rPr>
+          <w:rFonts w:ascii="Calibri" w:hAnsi="Calibri" w:eastAsia="Calibri" w:cs="Calibri"/>
+          <w:noProof w:val="0"/>
+          <w:sz w:val="24"/>
+          <w:szCs w:val="24"/>
+          <w:lang w:val="en-US"/>
+        </w:rPr>
+        <w:t>the control</w:t>
+      </w:r>
+      <w:r>
+        <w:rPr>
+          <w:rFonts w:ascii="Calibri" w:hAnsi="Calibri" w:eastAsia="Calibri" w:cs="Calibri"/>
+          <w:noProof w:val="0"/>
+          <w:sz w:val="24"/>
+          <w:szCs w:val="24"/>
+          <w:lang w:val="en-US"/>
+        </w:rPr>
+        <w:t>.</w:t>
+      </w:r>
+    </w:p>
+    <w:p>
+      <w:pPr>
+        <w:pStyle w:val="Heading3"/>
+      </w:pPr>
+      <w:r>
+        <w:rPr>
+          <w:noProof w:val="0"/>
+          <w:lang w:val="en-US"/>
+        </w:rPr>
+        <w:t>Sampling:</w:t>
+      </w:r>
+    </w:p>
+    <w:p>
+      <w:pPr>
+        <w:pStyle w:val="Normal"/>
+      </w:pPr>
+      <w:r>
+        <w:rPr>
+          <w:rFonts w:ascii="Calibri" w:hAnsi="Calibri" w:eastAsia="Calibri" w:cs="Calibri"/>
+          <w:noProof w:val="0"/>
+          <w:sz w:val="24"/>
+          <w:szCs w:val="24"/>
+          <w:lang w:val="en-US"/>
+        </w:rPr>
+        <w:t>Sample Size: 3</w:t>
+      </w:r>
+    </w:p>
+    <w:p>
+      <w:pPr>
+        <w:pStyle w:val="Normal"/>
+      </w:pPr>
+      <w:r>
+        <w:rPr>
+          <w:rFonts w:ascii="Calibri" w:hAnsi="Calibri" w:eastAsia="Calibri" w:cs="Calibri"/>
+          <w:noProof w:val="0"/>
+          <w:sz w:val="24"/>
+          <w:szCs w:val="24"/>
+          <w:lang w:val="en-US"/>
+        </w:rPr>
+        <w:t>Samples Selected:</w:t>
+      </w:r>
+    </w:p>
+    <w:p>
+      <w:pPr>
+        <w:pStyle w:val="Normal"/>
+      </w:pPr>
+      <w:r>
+        <w:rPr>
+          <w:rFonts w:ascii="Calibri" w:hAnsi="Calibri" w:eastAsia="Calibri" w:cs="Calibri"/>
+          <w:noProof w:val="0"/>
+          <w:sz w:val="24"/>
+          <w:szCs w:val="24"/>
+          <w:lang w:val="en-US"/>
+        </w:rPr>
+        <w:t>- Booking without login</w:t>
+      </w:r>
+    </w:p>
+    <w:p>
+      <w:pPr>
+        <w:pStyle w:val="Normal"/>
+      </w:pPr>
+      <w:r>
+        <w:rPr>
+          <w:rFonts w:ascii="Calibri" w:hAnsi="Calibri" w:eastAsia="Calibri" w:cs="Calibri"/>
+          <w:noProof w:val="0"/>
+          <w:sz w:val="24"/>
+          <w:szCs w:val="24"/>
+          <w:lang w:val="en-US"/>
+        </w:rPr>
+        <w:t>- Checkout form submission</w:t>
+      </w:r>
+    </w:p>
+    <w:p>
+      <w:pPr>
+        <w:pStyle w:val="Normal"/>
+      </w:pPr>
+      <w:r>
+        <w:rPr>
+          <w:rFonts w:ascii="Calibri" w:hAnsi="Calibri" w:eastAsia="Calibri" w:cs="Calibri"/>
+          <w:noProof w:val="0"/>
+          <w:sz w:val="24"/>
+          <w:szCs w:val="24"/>
+          <w:lang w:val="en-US"/>
+        </w:rPr>
+        <w:t>- Reservation submission</w:t>
+      </w:r>
+    </w:p>
+    <w:p>
+      <w:pPr>
+        <w:pStyle w:val="Normal"/>
+      </w:pPr>
+      <w:r>
+        <w:rPr>
+          <w:rFonts w:ascii="Calibri" w:hAnsi="Calibri" w:eastAsia="Calibri" w:cs="Calibri"/>
+          <w:noProof w:val="0"/>
+          <w:sz w:val="24"/>
+          <w:szCs w:val="24"/>
+          <w:lang w:val="en-US"/>
+        </w:rPr>
+        <w:t>Sampling Method:</w:t>
+      </w:r>
+    </w:p>
+    <w:p>
+      <w:pPr>
+        <w:pStyle w:val="Normal"/>
+      </w:pPr>
+      <w:r>
+        <w:rPr>
+          <w:rFonts w:ascii="Calibri" w:hAnsi="Calibri" w:eastAsia="Calibri" w:cs="Calibri"/>
+          <w:noProof w:val="0"/>
+          <w:sz w:val="24"/>
+          <w:szCs w:val="24"/>
+          <w:lang w:val="en-US"/>
+        </w:rPr>
+        <w:t xml:space="preserve">Judgmental sampling </w:t>
+      </w:r>
+      <w:r>
+        <w:rPr>
+          <w:rFonts w:ascii="Calibri" w:hAnsi="Calibri" w:eastAsia="Calibri" w:cs="Calibri"/>
+          <w:noProof w:val="0"/>
+          <w:sz w:val="24"/>
+          <w:szCs w:val="24"/>
+          <w:lang w:val="en-US"/>
+        </w:rPr>
+        <w:t>based</w:t>
+      </w:r>
+      <w:r>
+        <w:rPr>
+          <w:rFonts w:ascii="Calibri" w:hAnsi="Calibri" w:eastAsia="Calibri" w:cs="Calibri"/>
+          <w:noProof w:val="0"/>
+          <w:sz w:val="24"/>
+          <w:szCs w:val="24"/>
+          <w:lang w:val="en-US"/>
+        </w:rPr>
+        <w:t xml:space="preserve"> on key transaction flows.</w:t>
+      </w:r>
+    </w:p>
+    <w:p>
+      <w:pPr>
+        <w:pStyle w:val="Heading3"/>
+      </w:pPr>
+      <w:r>
+        <w:rPr>
+          <w:noProof w:val="0"/>
+          <w:lang w:val="en-US"/>
+        </w:rPr>
+        <w:t>Evidence Evaluation:</w:t>
+      </w:r>
+    </w:p>
+    <w:p>
+      <w:pPr>
+        <w:pStyle w:val="Normal"/>
+      </w:pPr>
+      <w:r>
+        <w:rPr>
+          <w:rFonts w:ascii="Calibri" w:hAnsi="Calibri" w:eastAsia="Calibri" w:cs="Calibri"/>
+          <w:noProof w:val="0"/>
+          <w:sz w:val="24"/>
+          <w:szCs w:val="24"/>
+          <w:lang w:val="en-US"/>
+        </w:rPr>
+        <w:t>Evidence confirms that authentication is not enforced across critical user actions.</w:t>
+      </w:r>
+    </w:p>
+    <w:p>
+      <w:pPr>
+        <w:pStyle w:val="Normal"/>
+      </w:pPr>
+      <w:r>
+        <w:rPr>
+          <w:rFonts w:ascii="Calibri" w:hAnsi="Calibri" w:eastAsia="Calibri" w:cs="Calibri"/>
+          <w:noProof w:val="0"/>
+          <w:sz w:val="24"/>
+          <w:szCs w:val="24"/>
+          <w:lang w:val="en-US"/>
+        </w:rPr>
+        <w:t>The control is not implemented and cannot mitigate the associated risk.</w:t>
+      </w:r>
+    </w:p>
+    <w:p>
+      <w:pPr>
+        <w:pStyle w:val="Normal"/>
+        <w:rPr>
+          <w:rFonts w:ascii="Calibri" w:hAnsi="Calibri" w:eastAsia="Calibri" w:cs="Calibri"/>
+          <w:noProof w:val="0"/>
+          <w:sz w:val="24"/>
+          <w:szCs w:val="24"/>
+          <w:lang w:val="en-US"/>
+        </w:rPr>
+      </w:pPr>
+    </w:p>
+    <w:p>
+      <w:pPr>
         <w:pStyle w:val="Heading2"/>
         <w:rPr>
           <w:noProof w:val="0"/>
@@ -713,7 +1023,217 @@
           <w:noProof w:val="0"/>
           <w:lang w:val="en-US"/>
         </w:rPr>
-        <w:t>While the application implements certain security-related middleware controls, no authentication or authorization middleware exists to enforce RBAC. As a result, access is not restricted based on user identity or role.</w:t>
+        <w:t xml:space="preserve">While the application implements certain security-related middleware controls, no authentication or </w:t>
+      </w:r>
+      <w:r>
+        <w:rPr>
+          <w:noProof w:val="0"/>
+          <w:lang w:val="en-US"/>
+        </w:rPr>
+        <w:t>authorization</w:t>
+      </w:r>
+      <w:r>
+        <w:rPr>
+          <w:noProof w:val="0"/>
+          <w:lang w:val="en-US"/>
+        </w:rPr>
+        <w:t xml:space="preserve"> middleware exists to enforce RBAC. As a result, access is not restricted based on user identity or role.</w:t>
+      </w:r>
+    </w:p>
+    <w:p>
+      <w:pPr>
+        <w:pStyle w:val="Heading3"/>
+        <w:rPr>
+          <w:noProof w:val="0"/>
+          <w:lang w:val="en-US"/>
+        </w:rPr>
+      </w:pPr>
+      <w:r>
+        <w:rPr>
+          <w:noProof w:val="0"/>
+          <w:lang w:val="en-US"/>
+        </w:rPr>
+        <w:t>Test Type:</w:t>
+      </w:r>
+    </w:p>
+    <w:p>
+      <w:pPr>
+        <w:pStyle w:val="Normal"/>
+      </w:pPr>
+      <w:r>
+        <w:rPr>
+          <w:noProof w:val="0"/>
+          <w:lang w:val="en-US"/>
+        </w:rPr>
+        <w:t>Test of Design (ToD):</w:t>
+      </w:r>
+    </w:p>
+    <w:p>
+      <w:pPr>
+        <w:pStyle w:val="Normal"/>
+      </w:pPr>
+      <w:r>
+        <w:rPr>
+          <w:noProof w:val="0"/>
+          <w:lang w:val="en-US"/>
+        </w:rPr>
+        <w:t>RBAC is not designed as no authorization logic or role structure exists.</w:t>
+      </w:r>
+    </w:p>
+    <w:p>
+      <w:pPr>
+        <w:pStyle w:val="Normal"/>
+      </w:pPr>
+      <w:r>
+        <w:rPr>
+          <w:noProof w:val="0"/>
+          <w:lang w:val="en-US"/>
+        </w:rPr>
+        <w:t>Test of Operating Effectiveness (ToOE):</w:t>
+      </w:r>
+    </w:p>
+    <w:p>
+      <w:pPr>
+        <w:pStyle w:val="Normal"/>
+      </w:pPr>
+      <w:r>
+        <w:rPr>
+          <w:noProof w:val="0"/>
+          <w:lang w:val="en-US"/>
+        </w:rPr>
+        <w:t>Not applicable due to absence of RBAC controls.</w:t>
+      </w:r>
+    </w:p>
+    <w:p>
+      <w:pPr>
+        <w:pStyle w:val="Heading3"/>
+      </w:pPr>
+      <w:r>
+        <w:rPr>
+          <w:noProof w:val="0"/>
+          <w:lang w:val="en-US"/>
+        </w:rPr>
+        <w:t>Sampling:</w:t>
+      </w:r>
+    </w:p>
+    <w:p>
+      <w:pPr>
+        <w:pStyle w:val="Normal"/>
+      </w:pPr>
+      <w:r>
+        <w:rPr>
+          <w:noProof w:val="0"/>
+          <w:lang w:val="en-US"/>
+        </w:rPr>
+        <w:t>Sample Size: 3</w:t>
+      </w:r>
+    </w:p>
+    <w:p>
+      <w:pPr>
+        <w:pStyle w:val="Normal"/>
+      </w:pPr>
+      <w:r>
+        <w:rPr>
+          <w:noProof w:val="0"/>
+          <w:lang w:val="en-US"/>
+        </w:rPr>
+        <w:t>Samples Selected:</w:t>
+      </w:r>
+    </w:p>
+    <w:p>
+      <w:pPr>
+        <w:pStyle w:val="Normal"/>
+      </w:pPr>
+      <w:r>
+        <w:rPr>
+          <w:noProof w:val="0"/>
+          <w:lang w:val="en-US"/>
+        </w:rPr>
+        <w:t>- Route protection review</w:t>
+      </w:r>
+    </w:p>
+    <w:p>
+      <w:pPr>
+        <w:pStyle w:val="Normal"/>
+      </w:pPr>
+      <w:r>
+        <w:rPr>
+          <w:noProof w:val="0"/>
+          <w:lang w:val="en-US"/>
+        </w:rPr>
+        <w:t>- Middleware inspection</w:t>
+      </w:r>
+    </w:p>
+    <w:p>
+      <w:pPr>
+        <w:pStyle w:val="Normal"/>
+      </w:pPr>
+      <w:r>
+        <w:rPr>
+          <w:noProof w:val="0"/>
+          <w:lang w:val="en-US"/>
+        </w:rPr>
+        <w:t>- Model structure analysis</w:t>
+      </w:r>
+    </w:p>
+    <w:p>
+      <w:pPr>
+        <w:pStyle w:val="Normal"/>
+      </w:pPr>
+      <w:r>
+        <w:rPr>
+          <w:noProof w:val="0"/>
+          <w:lang w:val="en-US"/>
+        </w:rPr>
+        <w:t>Sampling Method:</w:t>
+      </w:r>
+    </w:p>
+    <w:p>
+      <w:pPr>
+        <w:pStyle w:val="Normal"/>
+      </w:pPr>
+      <w:r>
+        <w:rPr>
+          <w:noProof w:val="0"/>
+          <w:lang w:val="en-US"/>
+        </w:rPr>
+        <w:t>Judgmental sampling based on application architecture components.</w:t>
+      </w:r>
+    </w:p>
+    <w:p>
+      <w:pPr>
+        <w:pStyle w:val="Heading3"/>
+      </w:pPr>
+      <w:r>
+        <w:rPr>
+          <w:noProof w:val="0"/>
+          <w:lang w:val="en-US"/>
+        </w:rPr>
+        <w:t>Evidence Evaluation:</w:t>
+      </w:r>
+    </w:p>
+    <w:p>
+      <w:pPr>
+        <w:pStyle w:val="Normal"/>
+      </w:pPr>
+      <w:r>
+        <w:rPr>
+          <w:noProof w:val="0"/>
+          <w:lang w:val="en-US"/>
+        </w:rPr>
+        <w:t>Evidence confirms that no RBAC enforcement exists in the application.</w:t>
+      </w:r>
+    </w:p>
+    <w:p>
+      <w:pPr>
+        <w:pStyle w:val="Normal"/>
+      </w:pPr>
+      <w:r>
+        <w:rPr>
+          <w:noProof w:val="0"/>
+          <w:lang w:val="en-US"/>
+        </w:rPr>
+        <w:t>Access is not restricted based on user identity or role.</w:t>
       </w:r>
     </w:p>
     <w:p>
@@ -1083,6 +1603,225 @@
     </w:p>
     <w:p>
       <w:pPr>
+        <w:pStyle w:val="Heading3"/>
+        <w:rPr>
+          <w:noProof w:val="0"/>
+          <w:lang w:val="en-US"/>
+        </w:rPr>
+      </w:pPr>
+      <w:r>
+        <w:rPr>
+          <w:noProof w:val="0"/>
+          <w:lang w:val="en-US"/>
+        </w:rPr>
+        <w:t>Test Type:</w:t>
+      </w:r>
+    </w:p>
+    <w:p>
+      <w:pPr>
+        <w:pStyle w:val="Normal"/>
+      </w:pPr>
+      <w:r>
+        <w:rPr>
+          <w:noProof w:val="0"/>
+          <w:lang w:val="en-US"/>
+        </w:rPr>
+        <w:t>Test of Design (ToD):</w:t>
+      </w:r>
+    </w:p>
+    <w:p>
+      <w:pPr>
+        <w:pStyle w:val="Normal"/>
+      </w:pPr>
+      <w:r>
+        <w:rPr>
+          <w:noProof w:val="0"/>
+          <w:lang w:val="en-US"/>
+        </w:rPr>
+        <w:t>Encryption is partially designed, applied only to selected fields.</w:t>
+      </w:r>
+    </w:p>
+    <w:p>
+      <w:pPr>
+        <w:pStyle w:val="Normal"/>
+      </w:pPr>
+      <w:r>
+        <w:rPr>
+          <w:noProof w:val="0"/>
+          <w:lang w:val="en-US"/>
+        </w:rPr>
+        <w:t>Test of Operating Effectiveness (ToOE):</w:t>
+      </w:r>
+    </w:p>
+    <w:p>
+      <w:pPr>
+        <w:pStyle w:val="Normal"/>
+      </w:pPr>
+      <w:r>
+        <w:rPr>
+          <w:noProof w:val="0"/>
+          <w:lang w:val="en-US"/>
+        </w:rPr>
+        <w:t xml:space="preserve">Encryption </w:t>
+      </w:r>
+      <w:r>
+        <w:rPr>
+          <w:noProof w:val="0"/>
+          <w:lang w:val="en-US"/>
+        </w:rPr>
+        <w:t>operates</w:t>
+      </w:r>
+      <w:r>
+        <w:rPr>
+          <w:noProof w:val="0"/>
+          <w:lang w:val="en-US"/>
+        </w:rPr>
+        <w:t xml:space="preserve"> as designed but is not applied consistently across all PII.</w:t>
+      </w:r>
+    </w:p>
+    <w:p>
+      <w:pPr>
+        <w:pStyle w:val="Heading3"/>
+      </w:pPr>
+      <w:r>
+        <w:rPr>
+          <w:noProof w:val="0"/>
+          <w:lang w:val="en-US"/>
+        </w:rPr>
+        <w:t>Sampling:</w:t>
+      </w:r>
+    </w:p>
+    <w:p>
+      <w:pPr>
+        <w:pStyle w:val="Normal"/>
+      </w:pPr>
+      <w:r>
+        <w:rPr>
+          <w:noProof w:val="0"/>
+          <w:lang w:val="en-US"/>
+        </w:rPr>
+        <w:t>Sample Size: 3</w:t>
+      </w:r>
+    </w:p>
+    <w:p>
+      <w:pPr>
+        <w:pStyle w:val="Normal"/>
+      </w:pPr>
+      <w:r>
+        <w:rPr>
+          <w:noProof w:val="0"/>
+          <w:lang w:val="en-US"/>
+        </w:rPr>
+        <w:t>Samples Selected:</w:t>
+      </w:r>
+    </w:p>
+    <w:p>
+      <w:pPr>
+        <w:pStyle w:val="Normal"/>
+      </w:pPr>
+      <w:r>
+        <w:rPr>
+          <w:noProof w:val="0"/>
+          <w:lang w:val="en-US"/>
+        </w:rPr>
+        <w:t>- Email field</w:t>
+      </w:r>
+    </w:p>
+    <w:p>
+      <w:pPr>
+        <w:pStyle w:val="Normal"/>
+      </w:pPr>
+      <w:r>
+        <w:rPr>
+          <w:noProof w:val="0"/>
+          <w:lang w:val="en-US"/>
+        </w:rPr>
+        <w:t>- Contact number field</w:t>
+      </w:r>
+    </w:p>
+    <w:p>
+      <w:pPr>
+        <w:pStyle w:val="Normal"/>
+      </w:pPr>
+      <w:r>
+        <w:rPr>
+          <w:noProof w:val="0"/>
+          <w:lang w:val="en-US"/>
+        </w:rPr>
+        <w:t>- Address field</w:t>
+      </w:r>
+    </w:p>
+    <w:p>
+      <w:pPr>
+        <w:pStyle w:val="Normal"/>
+      </w:pPr>
+      <w:r>
+        <w:rPr>
+          <w:noProof w:val="0"/>
+          <w:lang w:val="en-US"/>
+        </w:rPr>
+        <w:t>Sampling Method:</w:t>
+      </w:r>
+    </w:p>
+    <w:p>
+      <w:pPr>
+        <w:pStyle w:val="Normal"/>
+      </w:pPr>
+      <w:r>
+        <w:rPr>
+          <w:noProof w:val="0"/>
+          <w:lang w:val="en-US"/>
+        </w:rPr>
+        <w:t>Judgmental sampling across different PII data elements.</w:t>
+      </w:r>
+    </w:p>
+    <w:p>
+      <w:pPr>
+        <w:pStyle w:val="Heading3"/>
+      </w:pPr>
+      <w:r>
+        <w:rPr>
+          <w:noProof w:val="0"/>
+          <w:lang w:val="en-US"/>
+        </w:rPr>
+        <w:t>Evidence Evaluation:</w:t>
+      </w:r>
+    </w:p>
+    <w:p>
+      <w:pPr>
+        <w:pStyle w:val="Normal"/>
+      </w:pPr>
+      <w:r>
+        <w:rPr>
+          <w:noProof w:val="0"/>
+          <w:lang w:val="en-US"/>
+        </w:rPr>
+        <w:t>Evidence confirms selective encryption implementation.</w:t>
+      </w:r>
+    </w:p>
+    <w:p>
+      <w:pPr>
+        <w:pStyle w:val="Normal"/>
+      </w:pPr>
+      <w:r>
+        <w:rPr>
+          <w:noProof w:val="0"/>
+          <w:lang w:val="en-US"/>
+        </w:rPr>
+        <w:t>Sensitive data remains partially exposed due to inconsistent application.</w:t>
+      </w:r>
+    </w:p>
+    <w:p>
+      <w:pPr>
+        <w:pStyle w:val="Normal"/>
+        <w:rPr>
+          <w:noProof w:val="0"/>
+          <w:lang w:val="en-US"/>
+        </w:rPr>
+      </w:pPr>
+    </w:p>
+    <w:p>
+      <w:pPr>
         <w:pStyle w:val="Normal"/>
         <w:rPr>
           <w:noProof w:val="0"/>
@@ -1449,29 +2188,231 @@
     </w:p>
     <w:p>
       <w:pPr>
-        <w:pStyle w:val="Normal"/>
+        <w:pStyle w:val="Heading3"/>
         <w:rPr>
           <w:rStyle w:val="Heading2Char"/>
           <w:noProof w:val="0"/>
           <w:lang w:val="en-US"/>
         </w:rPr>
       </w:pPr>
-    </w:p>
-    <w:p>
-      <w:pPr>
-        <w:pStyle w:val="Normal"/>
-        <w:rPr>
-          <w:rStyle w:val="Heading2Char"/>
-          <w:noProof w:val="0"/>
-          <w:lang w:val="en-US"/>
-        </w:rPr>
-      </w:pPr>
-    </w:p>
-    <w:p>
-      <w:pPr>
-        <w:pStyle w:val="Normal"/>
-        <w:rPr>
-          <w:rStyle w:val="Heading2Char"/>
+      <w:r>
+        <w:rPr>
+          <w:noProof w:val="0"/>
+          <w:lang w:val="en-US"/>
+        </w:rPr>
+        <w:t>Test Type:</w:t>
+      </w:r>
+    </w:p>
+    <w:p>
+      <w:pPr>
+        <w:pStyle w:val="Normal"/>
+      </w:pPr>
+      <w:r>
+        <w:rPr>
+          <w:noProof w:val="0"/>
+          <w:lang w:val="en-US"/>
+        </w:rPr>
+        <w:t>Test of Design (ToD):</w:t>
+      </w:r>
+    </w:p>
+    <w:p>
+      <w:pPr>
+        <w:pStyle w:val="Normal"/>
+      </w:pPr>
+      <w:r>
+        <w:rPr>
+          <w:noProof w:val="0"/>
+          <w:lang w:val="en-US"/>
+        </w:rPr>
+        <w:t>Secrets management is partially designed using environment variables.</w:t>
+      </w:r>
+    </w:p>
+    <w:p>
+      <w:pPr>
+        <w:pStyle w:val="Normal"/>
+      </w:pPr>
+      <w:r>
+        <w:rPr>
+          <w:noProof w:val="0"/>
+          <w:lang w:val="en-US"/>
+        </w:rPr>
+        <w:t xml:space="preserve"> </w:t>
+      </w:r>
+    </w:p>
+    <w:p>
+      <w:pPr>
+        <w:pStyle w:val="Normal"/>
+      </w:pPr>
+      <w:r>
+        <w:rPr>
+          <w:noProof w:val="0"/>
+          <w:lang w:val="en-US"/>
+        </w:rPr>
+        <w:t>Test of Operating Effectiveness (ToOE):</w:t>
+      </w:r>
+    </w:p>
+    <w:p>
+      <w:pPr>
+        <w:pStyle w:val="Normal"/>
+      </w:pPr>
+      <w:r>
+        <w:rPr>
+          <w:noProof w:val="0"/>
+          <w:lang w:val="en-US"/>
+        </w:rPr>
+        <w:t xml:space="preserve">Controls </w:t>
+      </w:r>
+      <w:r>
+        <w:rPr>
+          <w:noProof w:val="0"/>
+          <w:lang w:val="en-US"/>
+        </w:rPr>
+        <w:t>operate</w:t>
+      </w:r>
+      <w:r>
+        <w:rPr>
+          <w:noProof w:val="0"/>
+          <w:lang w:val="en-US"/>
+        </w:rPr>
+        <w:t xml:space="preserve"> but access is not restricted, reducing effectiveness.</w:t>
+      </w:r>
+    </w:p>
+    <w:p>
+      <w:pPr>
+        <w:pStyle w:val="Heading3"/>
+      </w:pPr>
+      <w:r>
+        <w:rPr>
+          <w:noProof w:val="0"/>
+          <w:lang w:val="en-US"/>
+        </w:rPr>
+        <w:t>Sampling:</w:t>
+      </w:r>
+    </w:p>
+    <w:p>
+      <w:pPr>
+        <w:pStyle w:val="Normal"/>
+      </w:pPr>
+      <w:r>
+        <w:rPr>
+          <w:noProof w:val="0"/>
+          <w:lang w:val="en-US"/>
+        </w:rPr>
+        <w:t>Sample Size: 3</w:t>
+      </w:r>
+    </w:p>
+    <w:p>
+      <w:pPr>
+        <w:pStyle w:val="Normal"/>
+      </w:pPr>
+      <w:r>
+        <w:rPr>
+          <w:noProof w:val="0"/>
+          <w:lang w:val="en-US"/>
+        </w:rPr>
+        <w:t>Samples Selected:</w:t>
+      </w:r>
+    </w:p>
+    <w:p>
+      <w:pPr>
+        <w:pStyle w:val="Normal"/>
+      </w:pPr>
+      <w:r>
+        <w:rPr>
+          <w:noProof w:val="0"/>
+          <w:lang w:val="en-US"/>
+        </w:rPr>
+        <w:t>- Environment variable configuration</w:t>
+      </w:r>
+    </w:p>
+    <w:p>
+      <w:pPr>
+        <w:pStyle w:val="Normal"/>
+      </w:pPr>
+      <w:r>
+        <w:rPr>
+          <w:noProof w:val="0"/>
+          <w:lang w:val="en-US"/>
+        </w:rPr>
+        <w:t>- Local access visibility</w:t>
+      </w:r>
+    </w:p>
+    <w:p>
+      <w:pPr>
+        <w:pStyle w:val="Normal"/>
+      </w:pPr>
+      <w:r>
+        <w:rPr>
+          <w:noProof w:val="0"/>
+          <w:lang w:val="en-US"/>
+        </w:rPr>
+        <w:t>- Deployment platform access</w:t>
+      </w:r>
+    </w:p>
+    <w:p>
+      <w:pPr>
+        <w:pStyle w:val="Normal"/>
+      </w:pPr>
+      <w:r>
+        <w:rPr>
+          <w:noProof w:val="0"/>
+          <w:lang w:val="en-US"/>
+        </w:rPr>
+        <w:t>Sampling Method:</w:t>
+      </w:r>
+    </w:p>
+    <w:p>
+      <w:pPr>
+        <w:pStyle w:val="Normal"/>
+      </w:pPr>
+      <w:r>
+        <w:rPr>
+          <w:noProof w:val="0"/>
+          <w:lang w:val="en-US"/>
+        </w:rPr>
+        <w:t>Judgmental sampling based on credential storage and access points.</w:t>
+      </w:r>
+    </w:p>
+    <w:p>
+      <w:pPr>
+        <w:pStyle w:val="Heading3"/>
+      </w:pPr>
+      <w:r>
+        <w:rPr>
+          <w:noProof w:val="0"/>
+          <w:lang w:val="en-US"/>
+        </w:rPr>
+        <w:t>Evidence Evaluation:</w:t>
+      </w:r>
+    </w:p>
+    <w:p>
+      <w:pPr>
+        <w:pStyle w:val="Normal"/>
+      </w:pPr>
+      <w:r>
+        <w:rPr>
+          <w:noProof w:val="0"/>
+          <w:lang w:val="en-US"/>
+        </w:rPr>
+        <w:t>Evidence confirms that secrets are stored securely but are broadly accessible.</w:t>
+      </w:r>
+    </w:p>
+    <w:p>
+      <w:pPr>
+        <w:pStyle w:val="Normal"/>
+      </w:pPr>
+      <w:r>
+        <w:rPr>
+          <w:noProof w:val="0"/>
+          <w:lang w:val="en-US"/>
+        </w:rPr>
+        <w:t>This weakens overall control effectiveness.</w:t>
+      </w:r>
+    </w:p>
+    <w:p>
+      <w:pPr>
+        <w:pStyle w:val="Normal"/>
+        <w:rPr>
           <w:noProof w:val="0"/>
           <w:lang w:val="en-US"/>
         </w:rPr>
@@ -1882,6 +2823,225 @@
     </w:p>
     <w:p>
       <w:pPr>
+        <w:pStyle w:val="Heading3"/>
+        <w:rPr>
+          <w:noProof w:val="0"/>
+          <w:lang w:val="en-US"/>
+        </w:rPr>
+      </w:pPr>
+      <w:r>
+        <w:rPr>
+          <w:noProof w:val="0"/>
+          <w:lang w:val="en-US"/>
+        </w:rPr>
+        <w:t>Test Type:</w:t>
+      </w:r>
+    </w:p>
+    <w:p>
+      <w:pPr>
+        <w:pStyle w:val="Normal"/>
+      </w:pPr>
+      <w:r>
+        <w:rPr>
+          <w:noProof w:val="0"/>
+          <w:lang w:val="en-US"/>
+        </w:rPr>
+        <w:t>Test of Design (ToD):</w:t>
+      </w:r>
+    </w:p>
+    <w:p>
+      <w:pPr>
+        <w:pStyle w:val="Normal"/>
+      </w:pPr>
+      <w:r>
+        <w:rPr>
+          <w:noProof w:val="0"/>
+          <w:lang w:val="en-US"/>
+        </w:rPr>
+        <w:t>Change management controls are not designed; no formal approval workflow exists.</w:t>
+      </w:r>
+    </w:p>
+    <w:p>
+      <w:pPr>
+        <w:pStyle w:val="Normal"/>
+      </w:pPr>
+      <w:r>
+        <w:rPr>
+          <w:noProof w:val="0"/>
+          <w:lang w:val="en-US"/>
+        </w:rPr>
+        <w:t>Test of Operating Effectiveness (ToOE):</w:t>
+      </w:r>
+    </w:p>
+    <w:p>
+      <w:pPr>
+        <w:pStyle w:val="Normal"/>
+      </w:pPr>
+      <w:r>
+        <w:rPr>
+          <w:noProof w:val="0"/>
+          <w:lang w:val="en-US"/>
+        </w:rPr>
+        <w:t>Not applicable due to absence of control.</w:t>
+      </w:r>
+    </w:p>
+    <w:p>
+      <w:pPr>
+        <w:pStyle w:val="Heading3"/>
+      </w:pPr>
+      <w:r>
+        <w:rPr>
+          <w:noProof w:val="0"/>
+          <w:lang w:val="en-US"/>
+        </w:rPr>
+        <w:t>Sampling:</w:t>
+      </w:r>
+    </w:p>
+    <w:p>
+      <w:pPr>
+        <w:pStyle w:val="Normal"/>
+      </w:pPr>
+      <w:r>
+        <w:rPr>
+          <w:noProof w:val="0"/>
+          <w:lang w:val="en-US"/>
+        </w:rPr>
+        <w:t>Sample Size: 3</w:t>
+      </w:r>
+    </w:p>
+    <w:p>
+      <w:pPr>
+        <w:pStyle w:val="Normal"/>
+      </w:pPr>
+      <w:r>
+        <w:rPr>
+          <w:noProof w:val="0"/>
+          <w:lang w:val="en-US"/>
+        </w:rPr>
+        <w:t>Samples Selected:</w:t>
+      </w:r>
+    </w:p>
+    <w:p>
+      <w:pPr>
+        <w:pStyle w:val="Normal"/>
+      </w:pPr>
+      <w:r>
+        <w:rPr>
+          <w:noProof w:val="0"/>
+          <w:lang w:val="en-US"/>
+        </w:rPr>
+        <w:t>- Recent commits</w:t>
+      </w:r>
+    </w:p>
+    <w:p>
+      <w:pPr>
+        <w:pStyle w:val="Normal"/>
+      </w:pPr>
+      <w:r>
+        <w:rPr>
+          <w:noProof w:val="0"/>
+          <w:lang w:val="en-US"/>
+        </w:rPr>
+        <w:t>- Branch structure</w:t>
+      </w:r>
+    </w:p>
+    <w:p>
+      <w:pPr>
+        <w:pStyle w:val="Normal"/>
+      </w:pPr>
+      <w:r>
+        <w:rPr>
+          <w:noProof w:val="0"/>
+          <w:lang w:val="en-US"/>
+        </w:rPr>
+        <w:t>- Deployment flow</w:t>
+      </w:r>
+    </w:p>
+    <w:p>
+      <w:pPr>
+        <w:pStyle w:val="Normal"/>
+      </w:pPr>
+      <w:r>
+        <w:rPr>
+          <w:noProof w:val="0"/>
+          <w:lang w:val="en-US"/>
+        </w:rPr>
+        <w:t>Sampling Method:</w:t>
+      </w:r>
+    </w:p>
+    <w:p>
+      <w:pPr>
+        <w:pStyle w:val="Normal"/>
+      </w:pPr>
+      <w:r>
+        <w:rPr>
+          <w:noProof w:val="0"/>
+          <w:lang w:val="en-US"/>
+        </w:rPr>
+        <w:t xml:space="preserve">Judgmental sampling </w:t>
+      </w:r>
+      <w:r>
+        <w:rPr>
+          <w:noProof w:val="0"/>
+          <w:lang w:val="en-US"/>
+        </w:rPr>
+        <w:t>based</w:t>
+      </w:r>
+      <w:r>
+        <w:rPr>
+          <w:noProof w:val="0"/>
+          <w:lang w:val="en-US"/>
+        </w:rPr>
+        <w:t xml:space="preserve"> on repository activity.</w:t>
+      </w:r>
+    </w:p>
+    <w:p>
+      <w:pPr>
+        <w:pStyle w:val="Heading3"/>
+      </w:pPr>
+      <w:r>
+        <w:rPr>
+          <w:noProof w:val="0"/>
+          <w:lang w:val="en-US"/>
+        </w:rPr>
+        <w:t>Evidence Evaluation:</w:t>
+      </w:r>
+    </w:p>
+    <w:p>
+      <w:pPr>
+        <w:pStyle w:val="Normal"/>
+      </w:pPr>
+      <w:r>
+        <w:rPr>
+          <w:noProof w:val="0"/>
+          <w:lang w:val="en-US"/>
+        </w:rPr>
+        <w:t>Evidence confirms direct commits to production without approval or review.</w:t>
+      </w:r>
+    </w:p>
+    <w:p>
+      <w:pPr>
+        <w:pStyle w:val="Normal"/>
+      </w:pPr>
+      <w:r>
+        <w:rPr>
+          <w:noProof w:val="0"/>
+          <w:lang w:val="en-US"/>
+        </w:rPr>
+        <w:t>No formal change management process is in place.</w:t>
+      </w:r>
+    </w:p>
+    <w:p>
+      <w:pPr>
+        <w:pStyle w:val="Normal"/>
+        <w:rPr>
+          <w:noProof w:val="0"/>
+          <w:lang w:val="en-US"/>
+        </w:rPr>
+      </w:pPr>
+    </w:p>
+    <w:p>
+      <w:pPr>
         <w:pStyle w:val="Heading2"/>
         <w:rPr>
           <w:noProof w:val="0"/>
@@ -2268,6 +3428,223 @@
     </w:p>
     <w:p>
       <w:pPr>
+        <w:pStyle w:val="Heading3"/>
+        <w:rPr>
+          <w:noProof w:val="0"/>
+          <w:lang w:val="en-US"/>
+        </w:rPr>
+      </w:pPr>
+      <w:r>
+        <w:rPr>
+          <w:noProof w:val="0"/>
+          <w:lang w:val="en-US"/>
+        </w:rPr>
+        <w:t>Test Type:</w:t>
+      </w:r>
+    </w:p>
+    <w:p>
+      <w:pPr>
+        <w:pStyle w:val="Normal"/>
+      </w:pPr>
+      <w:r>
+        <w:rPr>
+          <w:noProof w:val="0"/>
+          <w:lang w:val="en-US"/>
+        </w:rPr>
+        <w:t>Test of Design (ToD):</w:t>
+      </w:r>
+    </w:p>
+    <w:p>
+      <w:pPr>
+        <w:pStyle w:val="Normal"/>
+      </w:pPr>
+      <w:r>
+        <w:rPr>
+          <w:noProof w:val="0"/>
+          <w:lang w:val="en-US"/>
+        </w:rPr>
+        <w:t>Logging is partially designed, covering system events but not user or admin activity.</w:t>
+      </w:r>
+    </w:p>
+    <w:p>
+      <w:pPr>
+        <w:pStyle w:val="Normal"/>
+      </w:pPr>
+      <w:r>
+        <w:rPr>
+          <w:noProof w:val="0"/>
+          <w:lang w:val="en-US"/>
+        </w:rPr>
+        <w:t>Test of Operating Effectiveness (ToOE):</w:t>
+      </w:r>
+    </w:p>
+    <w:p>
+      <w:pPr>
+        <w:pStyle w:val="Normal"/>
+      </w:pPr>
+      <w:r>
+        <w:rPr>
+          <w:noProof w:val="0"/>
+          <w:lang w:val="en-US"/>
+        </w:rPr>
+        <w:t xml:space="preserve">Logging </w:t>
+      </w:r>
+      <w:r>
+        <w:rPr>
+          <w:noProof w:val="0"/>
+          <w:lang w:val="en-US"/>
+        </w:rPr>
+        <w:t>operates</w:t>
+      </w:r>
+      <w:r>
+        <w:rPr>
+          <w:noProof w:val="0"/>
+          <w:lang w:val="en-US"/>
+        </w:rPr>
+        <w:t xml:space="preserve"> but lacks coverage for critical access-related events.</w:t>
+      </w:r>
+    </w:p>
+    <w:p>
+      <w:pPr>
+        <w:pStyle w:val="Heading3"/>
+      </w:pPr>
+      <w:r>
+        <w:rPr>
+          <w:noProof w:val="0"/>
+          <w:lang w:val="en-US"/>
+        </w:rPr>
+        <w:t>Sampling:</w:t>
+      </w:r>
+      <w:r>
+        <w:rPr>
+          <w:noProof w:val="0"/>
+          <w:lang w:val="en-US"/>
+        </w:rPr>
+        <w:t xml:space="preserve"> </w:t>
+      </w:r>
+    </w:p>
+    <w:p>
+      <w:pPr>
+        <w:pStyle w:val="Normal"/>
+      </w:pPr>
+      <w:r>
+        <w:rPr>
+          <w:noProof w:val="0"/>
+          <w:lang w:val="en-US"/>
+        </w:rPr>
+        <w:t>Sample Size: 3</w:t>
+      </w:r>
+    </w:p>
+    <w:p>
+      <w:pPr>
+        <w:pStyle w:val="Normal"/>
+      </w:pPr>
+      <w:r>
+        <w:rPr>
+          <w:noProof w:val="0"/>
+          <w:lang w:val="en-US"/>
+        </w:rPr>
+        <w:t>Samples Selected:</w:t>
+      </w:r>
+    </w:p>
+    <w:p>
+      <w:pPr>
+        <w:pStyle w:val="Normal"/>
+      </w:pPr>
+      <w:r>
+        <w:rPr>
+          <w:noProof w:val="0"/>
+          <w:lang w:val="en-US"/>
+        </w:rPr>
+        <w:t>- Error logs</w:t>
+      </w:r>
+    </w:p>
+    <w:p>
+      <w:pPr>
+        <w:pStyle w:val="Normal"/>
+      </w:pPr>
+      <w:r>
+        <w:rPr>
+          <w:noProof w:val="0"/>
+          <w:lang w:val="en-US"/>
+        </w:rPr>
+        <w:t>- System logs</w:t>
+      </w:r>
+    </w:p>
+    <w:p>
+      <w:pPr>
+        <w:pStyle w:val="Normal"/>
+      </w:pPr>
+      <w:r>
+        <w:rPr>
+          <w:noProof w:val="0"/>
+          <w:lang w:val="en-US"/>
+        </w:rPr>
+        <w:t>- Access activity (missing)</w:t>
+      </w:r>
+    </w:p>
+    <w:p>
+      <w:pPr>
+        <w:pStyle w:val="Normal"/>
+      </w:pPr>
+      <w:r>
+        <w:rPr>
+          <w:noProof w:val="0"/>
+          <w:lang w:val="en-US"/>
+        </w:rPr>
+        <w:t>Sampling Method:</w:t>
+      </w:r>
+    </w:p>
+    <w:p>
+      <w:pPr>
+        <w:pStyle w:val="Normal"/>
+      </w:pPr>
+      <w:r>
+        <w:rPr>
+          <w:noProof w:val="0"/>
+          <w:lang w:val="en-US"/>
+        </w:rPr>
+        <w:t>Judgmental sampling based on available log sources.</w:t>
+      </w:r>
+    </w:p>
+    <w:p>
+      <w:pPr>
+        <w:pStyle w:val="Heading3"/>
+      </w:pPr>
+      <w:r>
+        <w:rPr>
+          <w:noProof w:val="0"/>
+          <w:lang w:val="en-US"/>
+        </w:rPr>
+        <w:t>Evidence Evaluation:</w:t>
+      </w:r>
+    </w:p>
+    <w:p>
+      <w:pPr>
+        <w:pStyle w:val="Normal"/>
+      </w:pPr>
+      <w:r>
+        <w:rPr>
+          <w:noProof w:val="0"/>
+          <w:lang w:val="en-US"/>
+        </w:rPr>
+        <w:t>Evidence confirms logging exists but does not cover user or administrative actions.</w:t>
+      </w:r>
+    </w:p>
+    <w:p>
+      <w:pPr>
+        <w:pStyle w:val="Normal"/>
+      </w:pPr>
+      <w:r>
+        <w:rPr>
+          <w:noProof w:val="0"/>
+          <w:lang w:val="en-US"/>
+        </w:rPr>
+        <w:t>Monitoring capability is limited.</w:t>
+      </w:r>
+    </w:p>
+    <w:p>
+      <w:pPr>
         <w:pStyle w:val="Normal"/>
         <w:rPr>
           <w:noProof w:val="0"/>
@@ -2574,7 +3951,7 @@
         <w:t>Conclusion:</w:t>
       </w:r>
     </w:p>
-    <w:p>
+    <w:p w14:noSpellErr="1">
       <w:pPr>
         <w:pStyle w:val="Normal"/>
         <w:rPr>
@@ -2613,12 +3990,199 @@
     </w:p>
     <w:p>
       <w:pPr>
-        <w:pStyle w:val="Normal"/>
-        <w:rPr>
-          <w:noProof w:val="0"/>
-          <w:lang w:val="en-US"/>
-        </w:rPr>
-      </w:pPr>
+        <w:pStyle w:val="Heading3"/>
+        <w:rPr>
+          <w:noProof w:val="0"/>
+          <w:lang w:val="en-US"/>
+        </w:rPr>
+      </w:pPr>
+      <w:r>
+        <w:rPr>
+          <w:noProof w:val="0"/>
+          <w:lang w:val="en-US"/>
+        </w:rPr>
+        <w:t>Test Type:</w:t>
+      </w:r>
+    </w:p>
+    <w:p>
+      <w:pPr>
+        <w:pStyle w:val="Normal"/>
+      </w:pPr>
+      <w:r>
+        <w:rPr>
+          <w:noProof w:val="0"/>
+          <w:lang w:val="en-US"/>
+        </w:rPr>
+        <w:t>Test of Design (ToD):</w:t>
+      </w:r>
+    </w:p>
+    <w:p>
+      <w:pPr>
+        <w:pStyle w:val="Normal"/>
+      </w:pPr>
+      <w:r>
+        <w:rPr>
+          <w:noProof w:val="0"/>
+          <w:lang w:val="en-US"/>
+        </w:rPr>
+        <w:t>Vendor risk management controls are not designed.</w:t>
+      </w:r>
+    </w:p>
+    <w:p>
+      <w:pPr>
+        <w:pStyle w:val="Normal"/>
+      </w:pPr>
+      <w:r>
+        <w:rPr>
+          <w:noProof w:val="0"/>
+          <w:lang w:val="en-US"/>
+        </w:rPr>
+        <w:t>Test of Operating Effectiveness (ToOE):</w:t>
+      </w:r>
+    </w:p>
+    <w:p>
+      <w:pPr>
+        <w:pStyle w:val="Normal"/>
+      </w:pPr>
+      <w:r>
+        <w:rPr>
+          <w:noProof w:val="0"/>
+          <w:lang w:val="en-US"/>
+        </w:rPr>
+        <w:t>Not applicable due to absence of control.</w:t>
+      </w:r>
+    </w:p>
+    <w:p>
+      <w:pPr>
+        <w:pStyle w:val="Heading3"/>
+      </w:pPr>
+      <w:r>
+        <w:rPr>
+          <w:noProof w:val="0"/>
+          <w:lang w:val="en-US"/>
+        </w:rPr>
+        <w:t>Sampling:</w:t>
+      </w:r>
+    </w:p>
+    <w:p>
+      <w:pPr>
+        <w:pStyle w:val="Normal"/>
+      </w:pPr>
+      <w:r>
+        <w:rPr>
+          <w:noProof w:val="0"/>
+          <w:lang w:val="en-US"/>
+        </w:rPr>
+        <w:t>Sample Size: 3</w:t>
+      </w:r>
+    </w:p>
+    <w:p>
+      <w:pPr>
+        <w:pStyle w:val="Normal"/>
+      </w:pPr>
+      <w:r>
+        <w:rPr>
+          <w:noProof w:val="0"/>
+          <w:lang w:val="en-US"/>
+        </w:rPr>
+        <w:t>Samples Selected:</w:t>
+      </w:r>
+    </w:p>
+    <w:p>
+      <w:pPr>
+        <w:pStyle w:val="Normal"/>
+      </w:pPr>
+      <w:r>
+        <w:rPr>
+          <w:noProof w:val="0"/>
+          <w:lang w:val="en-US"/>
+        </w:rPr>
+        <w:t>- Stripe integration</w:t>
+      </w:r>
+    </w:p>
+    <w:p>
+      <w:pPr>
+        <w:pStyle w:val="Normal"/>
+      </w:pPr>
+      <w:r>
+        <w:rPr>
+          <w:noProof w:val="0"/>
+          <w:lang w:val="en-US"/>
+        </w:rPr>
+        <w:t>- Cloudinary usage</w:t>
+      </w:r>
+    </w:p>
+    <w:p>
+      <w:pPr>
+        <w:pStyle w:val="Normal"/>
+      </w:pPr>
+      <w:r>
+        <w:rPr>
+          <w:noProof w:val="0"/>
+          <w:lang w:val="en-US"/>
+        </w:rPr>
+        <w:t>- Gmail service usage</w:t>
+      </w:r>
+    </w:p>
+    <w:p>
+      <w:pPr>
+        <w:pStyle w:val="Normal"/>
+      </w:pPr>
+      <w:r>
+        <w:rPr>
+          <w:noProof w:val="0"/>
+          <w:lang w:val="en-US"/>
+        </w:rPr>
+        <w:t>Sampling Method:</w:t>
+      </w:r>
+    </w:p>
+    <w:p>
+      <w:pPr>
+        <w:pStyle w:val="Normal"/>
+      </w:pPr>
+      <w:r>
+        <w:rPr>
+          <w:noProof w:val="0"/>
+          <w:lang w:val="en-US"/>
+        </w:rPr>
+        <w:t>Judgmental sampling based on critical external services.</w:t>
+      </w:r>
+    </w:p>
+    <w:p>
+      <w:pPr>
+        <w:pStyle w:val="Heading3"/>
+      </w:pPr>
+      <w:r>
+        <w:rPr>
+          <w:noProof w:val="0"/>
+          <w:lang w:val="en-US"/>
+        </w:rPr>
+        <w:t>Evidence Evaluation:</w:t>
+      </w:r>
+    </w:p>
+    <w:p>
+      <w:pPr>
+        <w:pStyle w:val="Normal"/>
+      </w:pPr>
+      <w:r>
+        <w:rPr>
+          <w:noProof w:val="0"/>
+          <w:lang w:val="en-US"/>
+        </w:rPr>
+        <w:t>Evidence confirms that third-party services are used without formal risk assessment or monitoring.</w:t>
+      </w:r>
+    </w:p>
+    <w:p>
+      <w:pPr>
+        <w:pStyle w:val="Normal"/>
+      </w:pPr>
+      <w:r>
+        <w:rPr>
+          <w:noProof w:val="0"/>
+          <w:lang w:val="en-US"/>
+        </w:rPr>
+        <w:t>No vendor risk management framework is implemented.</w:t>
+      </w:r>
     </w:p>
     <w:sectPr>
       <w:pgSz w:w="12240" w:h="15840" w:orient="portrait"/>
